--- a/Litharai_Caracteristicas_Raciais.docx
+++ b/Litharai_Caracteristicas_Raciais.docx
@@ -7,13 +7,7 @@
         <w:spacing w:after="20"/>
       </w:pPr>
       <w:r>
-        <w:rPr>
-          <w:rFonts w:ascii="P052" w:hAnsi="P052" w:eastAsia="P052"/>
-          <w:b/>
-          <w:color w:val="7E4E2A"/>
-          <w:sz w:val="16"/>
-        </w:rPr>
-        <w:t>POVO JOGÁVEL</w:t>
+        <w:t>RAÇA JOGÁVEL</w:t>
       </w:r>
     </w:p>
     <w:p>
@@ -77,6 +71,124 @@
           <w:color w:val="2D241E"/>
         </w:rPr>
         <w:t>Descendentes dos Humanos, os Litharai foram transformados num povo de corpos minerais. Em Makareleth, ergueram uma civilização tecnológica cuja expansão alcançou o refúgio sazonal de alguns dragões modernos. Foram poderosos o bastante para enfrentá-los, ainda que não para sobreviver à guerra resultante.</w:t>
+      </w:r>
+    </w:p>
+    <w:p>
+      <w:pPr>
+        <w:pStyle w:val="Heading1"/>
+      </w:pPr>
+      <w:r>
+        <w:t>Criação de Personagem</w:t>
+      </w:r>
+    </w:p>
+    <w:p>
+      <w:pPr/>
+      <w:r>
+        <w:t>Raça. Litharai.</w:t>
+      </w:r>
+    </w:p>
+    <w:p>
+      <w:pPr/>
+      <w:r>
+        <w:t>Povo. Reinos Litharai.</w:t>
+      </w:r>
+    </w:p>
+    <w:p>
+      <w:pPr>
+        <w:pStyle w:val="Heading2"/>
+      </w:pPr>
+      <w:r>
+        <w:t>Procedências Típicas</w:t>
+      </w:r>
+    </w:p>
+    <w:p>
+      <w:pPr>
+        <w:pStyle w:val="ListBullet"/>
+      </w:pPr>
+      <w:r>
+        <w:t>Pertyriath. Competência de Lore: Arqueologia.</w:t>
+      </w:r>
+    </w:p>
+    <w:p>
+      <w:pPr>
+        <w:pStyle w:val="ListBullet"/>
+      </w:pPr>
+      <w:r>
+        <w:t>AugerVallen. Competência de Lore: Mineração.</w:t>
+      </w:r>
+    </w:p>
+    <w:p>
+      <w:pPr>
+        <w:pStyle w:val="ListBullet"/>
+      </w:pPr>
+      <w:r>
+        <w:t>Hemmthor. Competência de Lore: Mineração.</w:t>
+      </w:r>
+    </w:p>
+    <w:p>
+      <w:pPr/>
+      <w:r>
+        <w:t>A Procedência registra onde e com quem o personagem foi criado. Espirallistas, Restauradores e Heterodoxos são correntes político-culturais dos Reinos Litharai; não são sub-raças, Povos ou Procedências.</w:t>
+      </w:r>
+    </w:p>
+    <w:p>
+      <w:pPr>
+        <w:pStyle w:val="Heading2"/>
+      </w:pPr>
+      <w:r>
+        <w:t>Herança Mista</w:t>
+      </w:r>
+    </w:p>
+    <w:p>
+      <w:pPr/>
+      <w:r>
+        <w:t>Na criação de um personagem de herança mista, Litharai pode ser escolhido como Raça quando ao menos um de seus genitores for Litharai. Registre a outra ascendência como Herança Familiar. Quando Litharai for a raça manifestada, use integralmente apenas suas características raciais; a outra ascendência não concede capacidades, compatibilidades ou limitações raciais adicionais.</w:t>
+      </w:r>
+    </w:p>
+    <w:p>
+      <w:pPr/>
+      <w:r>
+        <w:t>A Herança Familiar não determina Procedência ou corrente político-cultural. Artífice permanece um caminho exclusivo dos Litharai: descendência Litharai sem a manifestação dessa raça não satisfaz seu requisito fisiológico.</w:t>
+      </w:r>
+    </w:p>
+    <w:p>
+      <w:pPr>
+        <w:pStyle w:val="Heading2"/>
+      </w:pPr>
+      <w:r>
+        <w:t>Assimilação e Exílio</w:t>
+      </w:r>
+    </w:p>
+    <w:p>
+      <w:pPr/>
+      <w:r>
+        <w:t>Um Litharai criado fora dos Reinos Litharai pode ser Assimilado à cultura local ou preservar uma tradição específica como Exilado. Assimilado e Exilado qualificam a origem; não substituem Povo, Procedência, Estrato Social ou Formação de Origem. A condição de Exilado justifica apenas aquilo que foi efetivamente transmitido e não concede automaticamente reputações, contatos ou conhecimentos cotidianos de um reino onde o personagem nunca viveu.</w:t>
+      </w:r>
+    </w:p>
+    <w:p>
+      <w:pPr>
+        <w:pStyle w:val="Heading2"/>
+      </w:pPr>
+      <w:r>
+        <w:t>Formação Atípica</w:t>
+      </w:r>
+    </w:p>
+    <w:p>
+      <w:pPr/>
+      <w:r>
+        <w:t>As Procedências típicas representam os berços mais comuns da raça, não limites para a criação. Quando a Raça não for típica da Procedência escolhida, ou quando a Classe ou Ofício selecionado não possuir uma tradição normalmente disponível naquela comunidade, responda: Quem te ensinou a ser o que você é?</w:t>
+      </w:r>
+    </w:p>
+    <w:p>
+      <w:pPr/>
+      <w:r>
+        <w:t>Escolha normalmente Classes e Ofícios compatíveis com a raça. Um familiar, tutor, mestre, pequena comunidade ou instituição deve explicar como a formação chegou ao personagem. Essa resposta não possui custo mecânico, justifica apenas os caminhos efetivamente escolhidos e não remove requisitos raciais ou outras compatibilidades.</w:t>
+      </w:r>
+    </w:p>
+    <w:p>
+      <w:pPr/>
+      <w:r>
+        <w:t>Exemplo. Um Litharai criado em Argental pode tornar-se Artífice se um familiar, mestre ou oficina Litharai preservou e transmitiu essa formação. A justificativa não concede automaticamente outras tradições, contatos ou reputações de Makareleth.</w:t>
       </w:r>
     </w:p>
     <w:p>
@@ -200,13 +312,7 @@
         <w:keepNext/>
       </w:pPr>
       <w:r>
-        <w:rPr>
-          <w:rFonts w:ascii="P052" w:hAnsi="P052" w:eastAsia="P052"/>
-          <w:b/>
-          <w:color w:val="7E4E2A"/>
-          <w:sz w:val="28"/>
-        </w:rPr>
-        <w:t>O Legado de Makareleth</w:t>
+        <w:t>Correntes Político-Culturais</w:t>
       </w:r>
     </w:p>
     <w:p>
@@ -214,12 +320,7 @@
         <w:spacing w:after="60"/>
       </w:pPr>
       <w:r>
-        <w:rPr>
-          <w:rFonts w:ascii="P052" w:hAnsi="P052" w:eastAsia="P052"/>
-          <w:i w:val="0"/>
-          <w:color w:val="2D241E"/>
-        </w:rPr>
-        <w:t>A ruína dividiu o projeto Litharai em três correntes presentes entre estudiosos, guerreiros, sacerdotes e Artífices:</w:t>
+        <w:t>A ruína dividiu o projeto Litharai em três correntes presentes entre estudiosos, guerreiros, sacerdotes e Artífices. Elas orientam filiação e visão política, mas não substituem Raça, Povo ou Procedência:</w:t>
       </w:r>
     </w:p>
     <w:p>
@@ -227,19 +328,7 @@
         <w:spacing w:after="40"/>
       </w:pPr>
       <w:r>
-        <w:rPr>
-          <w:rFonts w:ascii="P052" w:hAnsi="P052" w:eastAsia="P052"/>
-          <w:b/>
-          <w:color w:val="2D241E"/>
-        </w:rPr>
-        <w:t xml:space="preserve">Tecnocratas. </w:t>
-      </w:r>
-      <w:r>
-        <w:rPr>
-          <w:rFonts w:ascii="P052" w:hAnsi="P052" w:eastAsia="P052"/>
-          <w:color w:val="2D241E"/>
-        </w:rPr>
-        <w:t>Defendem a expansão e o crescimento tecnológico, mesmo quando precisam reinventar conhecimentos perdidos.</w:t>
+        <w:t>Espirallistas. Defendem a expansão e o crescimento tecnológico, mesmo quando precisam reinventar conhecimentos perdidos.</w:t>
       </w:r>
     </w:p>
     <w:p>
